--- a/Tai_lieu_SRS/03_Website_Quan_tri/03_Cong_tac_boi_thuong/Bieu_mau/Mau_21_BTNN_Template.docx
+++ b/Tai_lieu_SRS/03_Website_Quan_tri/03_Cong_tac_boi_thuong/Bieu_mau/Mau_21_BTNN_Template.docx
@@ -192,9 +192,9 @@
     </w:p>
     <w:p>
       <w:pPr>
+        <w:spacing w:after="120" w:line="276" w:lineRule="auto"/>
+        <w:ind w:firstLine="567"/>
         <w:jc w:val="both"/>
-        <w:ind w:firstLine="567"/>
-        <w:spacing w:after="120" w:line="276" w:lineRule="auto"/>
       </w:pPr>
       <w:r>
         <w:rPr>
@@ -202,43 +202,13 @@
           <w:sz w:val="28"/>
           <w:szCs w:val="28"/>
         </w:rPr>
-        <w:t xml:space="preserve">Căn cứ Điều 47 Luật Trách nhiệm bồi thường của Nhà nước số 10/2017/QH14 (được sửa đổi, bổ sung bởi Luật số 81/2025/QH15 và Luật số 15/2026/QH16);</w:t>
+        <w:t xml:space="preserve">Căn cứ khoản 4, 5 Điều 48 Luật Trách nhiệm bồi thường của Nhà nước năm 2017,</w:t>
       </w:r>
     </w:p>
     <w:p>
       <w:pPr>
-        <w:jc w:val="both"/>
-        <w:ind w:firstLine="567"/>
         <w:spacing w:after="120" w:line="276" w:lineRule="auto"/>
-      </w:pPr>
-      <w:r>
-        <w:rPr>
-          <w:i/>
-          <w:sz w:val="28"/>
-          <w:szCs w:val="28"/>
-        </w:rPr>
-        <w:t xml:space="preserve">Căn cứ Quyết định giải quyết bồi thường số ##SoQDDuocSuaDoiBoSung## ngày ##NgayBanHanhQDCu## của ##CoQuanBanHanhQDCu##;</w:t>
-      </w:r>
-    </w:p>
-    <w:p>
-      <w:pPr>
-        <w:jc w:val="both"/>
-        <w:ind w:firstLine="567"/>
-        <w:spacing w:after="120" w:line="276" w:lineRule="auto"/>
-      </w:pPr>
-      <w:r>
-        <w:rPr>
-          <w:i/>
-          <w:sz w:val="28"/>
-          <w:szCs w:val="28"/>
-        </w:rPr>
-        <w:t xml:space="preserve">Xét thấy cần sửa chữa, bổ sung do ##LyDoSuaChuaBoSung##;</w:t>
-      </w:r>
-    </w:p>
-    <w:p>
-      <w:pPr>
         <w:jc w:val="center"/>
-        <w:spacing w:after="120" w:line="276" w:lineRule="auto"/>
       </w:pPr>
       <w:r>
         <w:rPr>
@@ -251,37 +221,51 @@
     </w:p>
     <w:p>
       <w:pPr>
+        <w:spacing w:after="120" w:line="276" w:lineRule="auto"/>
+        <w:ind w:firstLine="567"/>
         <w:jc w:val="both"/>
-        <w:ind w:firstLine="567"/>
-        <w:spacing w:after="120" w:line="276" w:lineRule="auto"/>
       </w:pPr>
       <w:r>
         <w:rPr>
           <w:sz w:val="28"/>
           <w:szCs w:val="28"/>
         </w:rPr>
-        <w:t xml:space="preserve">Điều 1. Sửa chữa, bổ sung Quyết định giải quyết bồi thường số ##SoQDDuocSuaDoiBoSung## ngày ##NgayBanHanhQDCu## của ##CoQuanBanHanhQDCu## đối với vụ việc yêu cầu bồi thường của Ông/Bà ##TenNguoiYeuCauBoiThuong##. Nội dung sửa chữa, bổ sung cụ thể như sau: ##NoiDungSuaChuaBoSung##.</w:t>
+        <w:t xml:space="preserve">Điều 1. Sửa chữa, bổ sung Quyết định giải quyết bồi thường số ##SoQDDuocSuaDoiBoSung## ngày ##NgayBanHanhQDCu## của ##CoQuanBanHanhQDCu## như sau:</w:t>
       </w:r>
     </w:p>
     <w:p>
       <w:pPr>
+        <w:spacing w:after="120" w:line="276" w:lineRule="auto"/>
+        <w:ind w:firstLine="567"/>
         <w:jc w:val="both"/>
-        <w:ind w:firstLine="567"/>
-        <w:spacing w:after="120" w:line="276" w:lineRule="auto"/>
       </w:pPr>
       <w:r>
         <w:rPr>
           <w:sz w:val="28"/>
           <w:szCs w:val="28"/>
         </w:rPr>
-        <w:t xml:space="preserve">Điều 2. Quyết định này là một bộ phận không tách rời của Quyết định giải quyết bồi thường số ##SoQDDuocSuaDoiBoSung## ngày ##NgayBanHanhQDCu## và có hiệu lực kể từ ngày ký.</w:t>
+        <w:t xml:space="preserve">##NoiDungSuaChuaBoSung##</w:t>
       </w:r>
     </w:p>
     <w:p>
       <w:pPr>
+        <w:spacing w:after="120" w:line="276" w:lineRule="auto"/>
+        <w:ind w:firstLine="567"/>
         <w:jc w:val="both"/>
+      </w:pPr>
+      <w:r>
+        <w:rPr>
+          <w:sz w:val="28"/>
+          <w:szCs w:val="28"/>
+        </w:rPr>
+        <w:t xml:space="preserve">Điều 2. Quyết định này có hiệu lực kể từ ngày ##NgayCoHieuLuc##.</w:t>
+      </w:r>
+    </w:p>
+    <w:p>
+      <w:pPr>
+        <w:spacing w:after="120" w:line="276" w:lineRule="auto"/>
         <w:ind w:firstLine="567"/>
-        <w:spacing w:after="120" w:line="276" w:lineRule="auto"/>
+        <w:jc w:val="both"/>
       </w:pPr>
       <w:r>
         <w:rPr>
@@ -334,34 +318,7 @@
                 <w:sz w:val="22"/>
                 <w:szCs w:val="22"/>
               </w:rPr>
-              <w:t xml:space="preserve">- Như Điều 3;</w:t>
-            </w:r>
-          </w:p>
-          <w:p>
-            <w:r>
-              <w:rPr>
-                <w:sz w:val="22"/>
-                <w:szCs w:val="22"/>
-              </w:rPr>
-              <w:t xml:space="preserve">- ##TenCoQuanQuanLyNhaNuocBTNN##;</w:t>
-            </w:r>
-          </w:p>
-          <w:p>
-            <w:r>
-              <w:rPr>
-                <w:sz w:val="22"/>
-                <w:szCs w:val="22"/>
-              </w:rPr>
-              <w:t xml:space="preserve">- ##TenNguoiThiHanhCongVuGayThietHai##;</w:t>
-            </w:r>
-          </w:p>
-          <w:p>
-            <w:r>
-              <w:rPr>
-                <w:sz w:val="22"/>
-                <w:szCs w:val="22"/>
-              </w:rPr>
-              <w:t xml:space="preserve">- Lưu: VT, HSVV.</w:t>
+              <w:t xml:space="preserve">##NoiNhan##</w:t>
             </w:r>
           </w:p>
         </w:tc>
@@ -381,7 +338,7 @@
                 <w:sz w:val="28"/>
                 <w:szCs w:val="28"/>
               </w:rPr>
-              <w:t>##ChucVuNguoiDungDau##</w:t>
+              <w:t>##ChucVuNguoiKy##</w:t>
             </w:r>
           </w:p>
           <w:p>
@@ -394,7 +351,7 @@
                 <w:sz w:val="26"/>
                 <w:szCs w:val="26"/>
               </w:rPr>
-              <w:t>(Ký, ghi rõ họ tên, đóng dấu)</w:t>
+              <w:t>(Ký, ghi rõ họ tên và đóng dấu)</w:t>
             </w:r>
           </w:p>
           <w:p>

--- a/Tai_lieu_SRS/03_Website_Quan_tri/03_Cong_tac_boi_thuong/Bieu_mau/Mau_21_BTNN_Template.docx
+++ b/Tai_lieu_SRS/03_Website_Quan_tri/03_Cong_tac_boi_thuong/Bieu_mau/Mau_21_BTNN_Template.docx
@@ -258,7 +258,7 @@
           <w:sz w:val="28"/>
           <w:szCs w:val="28"/>
         </w:rPr>
-        <w:t xml:space="preserve">Điều 2. Quyết định này có hiệu lực kể từ ngày ##NgayCoHieuLuc##.</w:t>
+        <w:t xml:space="preserve">Điều 2. Quyết định này có hiệu lực ##NgayCoHieuLuc##.</w:t>
       </w:r>
     </w:p>
     <w:p>
